--- a/Docs/AUTOSAR_Tracking_Sheet.docx
+++ b/Docs/AUTOSAR_Tracking_Sheet.docx
@@ -1,6 +1,6 @@
 
 <file path=word/document.xml><?xml version="1.0" encoding="utf-8"?>
-<w:document xmlns:wpc="http://schemas.microsoft.com/office/word/2010/wordprocessingCanvas" xmlns:cx="http://schemas.microsoft.com/office/drawing/2014/chartex" xmlns:cx1="http://schemas.microsoft.com/office/drawing/2015/9/8/chartex" xmlns:cx2="http://schemas.microsoft.com/office/drawing/2015/10/21/chartex" xmlns:cx3="http://schemas.microsoft.com/office/drawing/2016/5/9/chartex" xmlns:cx4="http://schemas.microsoft.com/office/drawing/2016/5/10/chartex" xmlns:cx5="http://schemas.microsoft.com/office/drawing/2016/5/11/chartex" xmlns:cx6="http://schemas.microsoft.com/office/drawing/2016/5/12/chartex" xmlns:cx7="http://schemas.microsoft.com/office/drawing/2016/5/13/chartex" xmlns:cx8="http://schemas.microsoft.com/office/drawing/2016/5/14/chartex" xmlns:mc="http://schemas.openxmlformats.org/markup-compatibility/2006" xmlns:aink="http://schemas.microsoft.com/office/drawing/2016/ink" xmlns:am3d="http://schemas.microsoft.com/office/drawing/2017/model3d" xmlns:o="urn:schemas-microsoft-com:office:office" xmlns:oel="http://schemas.microsoft.com/office/2019/extlst" xmlns:r="http://schemas.openxmlformats.org/officeDocument/2006/relationships" xmlns:m="http://schemas.openxmlformats.org/officeDocument/2006/math" xmlns:v="urn:schemas-microsoft-com:vml" xmlns:wp14="http://schemas.microsoft.com/office/word/2010/wordprocessingDrawing" xmlns:wp="http://schemas.openxmlformats.org/drawingml/2006/wordprocessingDrawing" xmlns:w10="urn:schemas-microsoft-com:office:word" xmlns:w="http://schemas.openxmlformats.org/wordprocessingml/2006/main" xmlns:w14="http://schemas.microsoft.com/office/word/2010/wordml" xmlns:w15="http://schemas.microsoft.com/office/word/2012/wordml" xmlns:w16cex="http://schemas.microsoft.com/office/word/2018/wordml/cex" xmlns:w16cid="http://schemas.microsoft.com/office/word/2016/wordml/cid" xmlns:w16="http://schemas.microsoft.com/office/word/2018/wordml" xmlns:w16du="http://schemas.microsoft.com/office/word/2023/wordml/word16du" xmlns:w16sdtdh="http://schemas.microsoft.com/office/word/2020/wordml/sdtdatahash" xmlns:w16sdtfl="http://schemas.microsoft.com/office/word/2024/wordml/sdtformatlock" xmlns:w16se="http://schemas.microsoft.com/office/word/2015/wordml/symex" xmlns:wpg="http://schemas.microsoft.com/office/word/2010/wordprocessingGroup" xmlns:wpi="http://schemas.microsoft.com/office/word/2010/wordprocessingInk" xmlns:wne="http://schemas.microsoft.com/office/word/2006/wordml" xmlns:wps="http://schemas.microsoft.com/office/word/2010/wordprocessingShape" mc:Ignorable="w14 w15 w16se w16cid w16 w16cex w16sdtdh w16sdtfl w16du wp14">
+<w:document xmlns:wpc="http://schemas.microsoft.com/office/word/2010/wordprocessingCanvas" xmlns:cx="http://schemas.microsoft.com/office/drawing/2014/chartex" xmlns:cx1="http://schemas.microsoft.com/office/drawing/2015/9/8/chartex" xmlns:cx2="http://schemas.microsoft.com/office/drawing/2015/10/21/chartex" xmlns:cx3="http://schemas.microsoft.com/office/drawing/2016/5/9/chartex" xmlns:cx4="http://schemas.microsoft.com/office/drawing/2016/5/10/chartex" xmlns:cx5="http://schemas.microsoft.com/office/drawing/2016/5/11/chartex" xmlns:cx6="http://schemas.microsoft.com/office/drawing/2016/5/12/chartex" xmlns:cx7="http://schemas.microsoft.com/office/drawing/2016/5/13/chartex" xmlns:cx8="http://schemas.microsoft.com/office/drawing/2016/5/14/chartex" xmlns:mc="http://schemas.openxmlformats.org/markup-compatibility/2006" xmlns:aink="http://schemas.microsoft.com/office/drawing/2016/ink" xmlns:am3d="http://schemas.microsoft.com/office/drawing/2017/model3d" xmlns:o="urn:schemas-microsoft-com:office:office" xmlns:oel="http://schemas.microsoft.com/office/2019/extlst" xmlns:r="http://schemas.openxmlformats.org/officeDocument/2006/relationships" xmlns:m="http://schemas.openxmlformats.org/officeDocument/2006/math" xmlns:v="urn:schemas-microsoft-com:vml" xmlns:wp14="http://schemas.microsoft.com/office/word/2010/wordprocessingDrawing" xmlns:wp="http://schemas.openxmlformats.org/drawingml/2006/wordprocessingDrawing" xmlns:w10="urn:schemas-microsoft-com:office:word" xmlns:w="http://schemas.openxmlformats.org/wordprocessingml/2006/main" xmlns:w14="http://schemas.microsoft.com/office/word/2010/wordml" xmlns:w15="http://schemas.microsoft.com/office/word/2012/wordml" xmlns:w16cei="http://schemas.microsoft.com/office/word/2026/wordml/cei" xmlns:w16cex="http://schemas.microsoft.com/office/word/2018/wordml/cex" xmlns:w16cid="http://schemas.microsoft.com/office/word/2016/wordml/cid" xmlns:w16="http://schemas.microsoft.com/office/word/2018/wordml" xmlns:w16du="http://schemas.microsoft.com/office/word/2023/wordml/word16du" xmlns:w16sdtdh="http://schemas.microsoft.com/office/word/2020/wordml/sdtdatahash" xmlns:w16sdtfl="http://schemas.microsoft.com/office/word/2024/wordml/sdtformatlock" xmlns:w16se="http://schemas.microsoft.com/office/word/2015/wordml/symex" xmlns:wpg="http://schemas.microsoft.com/office/word/2010/wordprocessingGroup" xmlns:wpi="http://schemas.microsoft.com/office/word/2010/wordprocessingInk" xmlns:wne="http://schemas.microsoft.com/office/word/2006/wordml" xmlns:wps="http://schemas.microsoft.com/office/word/2010/wordprocessingShape" mc:Ignorable="w14 w15 w16se w16cid w16 w16cex w16sdtdh w16sdtfl w16du wp14">
   <w:body>
     <w:p>
       <w:pPr>
@@ -1017,7 +1017,18 @@
           <w:szCs w:val="24"/>
           <w:lang w:val="en-US"/>
         </w:rPr>
-        <w:t>JULY 2026</w:t>
+        <w:t>AUGUST</w:t>
+      </w:r>
+      <w:r>
+        <w:rPr>
+          <w:rFonts w:ascii="Times New Roman" w:hAnsi="Times New Roman" w:cs="Times New Roman"/>
+          <w:b/>
+          <w:bCs/>
+          <w:sz w:val="24"/>
+          <w:szCs w:val="24"/>
+          <w:lang w:val="en-US"/>
+        </w:rPr>
+        <w:t xml:space="preserve"> 2026</w:t>
       </w:r>
     </w:p>
     <w:tbl>
@@ -1130,31 +1141,7 @@
                 <w:szCs w:val="24"/>
                 <w:lang w:val="en-US"/>
               </w:rPr>
-              <w:t xml:space="preserve">Attendance (2 </w:t>
-            </w:r>
-            <w:proofErr w:type="spellStart"/>
-            <w:r>
-              <w:rPr>
-                <w:rFonts w:ascii="Times New Roman" w:hAnsi="Times New Roman" w:cs="Times New Roman"/>
-                <w:b/>
-                <w:bCs/>
-                <w:sz w:val="24"/>
-                <w:szCs w:val="24"/>
-                <w:lang w:val="en-US"/>
-              </w:rPr>
-              <w:t>hrs</w:t>
-            </w:r>
-            <w:proofErr w:type="spellEnd"/>
-            <w:r>
-              <w:rPr>
-                <w:rFonts w:ascii="Times New Roman" w:hAnsi="Times New Roman" w:cs="Times New Roman"/>
-                <w:b/>
-                <w:bCs/>
-                <w:sz w:val="24"/>
-                <w:szCs w:val="24"/>
-                <w:lang w:val="en-US"/>
-              </w:rPr>
-              <w:t xml:space="preserve"> for each day)</w:t>
+              <w:t>Attendance (2 hrs for each day)</w:t>
             </w:r>
           </w:p>
         </w:tc>
@@ -1432,172 +1419,6 @@
       </w:tr>
       <w:tr>
         <w:trPr>
-          <w:trHeight w:val="368"/>
-        </w:trPr>
-        <w:tc>
-          <w:tcPr>
-            <w:tcW w:w="1037" w:type="dxa"/>
-            <w:vAlign w:val="center"/>
-          </w:tcPr>
-          <w:p>
-            <w:pPr>
-              <w:jc w:val="center"/>
-              <w:rPr>
-                <w:rFonts w:ascii="Times New Roman" w:hAnsi="Times New Roman" w:cs="Times New Roman"/>
-                <w:b/>
-                <w:bCs/>
-                <w:sz w:val="24"/>
-                <w:szCs w:val="24"/>
-                <w:lang w:val="en-US"/>
-              </w:rPr>
-            </w:pPr>
-            <w:r>
-              <w:rPr>
-                <w:rFonts w:ascii="Times New Roman" w:hAnsi="Times New Roman" w:cs="Times New Roman"/>
-                <w:b/>
-                <w:bCs/>
-                <w:sz w:val="24"/>
-                <w:szCs w:val="24"/>
-                <w:lang w:val="en-US"/>
-              </w:rPr>
-              <w:t>Week 1</w:t>
-            </w:r>
-          </w:p>
-        </w:tc>
-        <w:tc>
-          <w:tcPr>
-            <w:tcW w:w="1408" w:type="dxa"/>
-          </w:tcPr>
-          <w:p>
-            <w:pPr>
-              <w:jc w:val="center"/>
-              <w:rPr>
-                <w:rFonts w:ascii="Times New Roman" w:hAnsi="Times New Roman" w:cs="Times New Roman"/>
-                <w:b/>
-                <w:bCs/>
-                <w:sz w:val="24"/>
-                <w:szCs w:val="24"/>
-                <w:lang w:val="en-US"/>
-              </w:rPr>
-            </w:pPr>
-            <w:r>
-              <w:rPr>
-                <w:rFonts w:ascii="Times New Roman" w:hAnsi="Times New Roman" w:cs="Times New Roman"/>
-                <w:b/>
-                <w:bCs/>
-                <w:sz w:val="24"/>
-                <w:szCs w:val="24"/>
-                <w:lang w:val="en-US"/>
-              </w:rPr>
-              <w:t>Day 1</w:t>
-            </w:r>
-          </w:p>
-        </w:tc>
-        <w:tc>
-          <w:tcPr>
-            <w:tcW w:w="990" w:type="dxa"/>
-          </w:tcPr>
-          <w:p>
-            <w:pPr>
-              <w:rPr>
-                <w:rFonts w:ascii="Times New Roman" w:hAnsi="Times New Roman" w:cs="Times New Roman"/>
-                <w:b/>
-                <w:bCs/>
-                <w:sz w:val="24"/>
-                <w:szCs w:val="24"/>
-                <w:lang w:val="en-US"/>
-              </w:rPr>
-            </w:pPr>
-          </w:p>
-        </w:tc>
-        <w:tc>
-          <w:tcPr>
-            <w:tcW w:w="1063" w:type="dxa"/>
-          </w:tcPr>
-          <w:p>
-            <w:pPr>
-              <w:rPr>
-                <w:rFonts w:ascii="Times New Roman" w:hAnsi="Times New Roman" w:cs="Times New Roman"/>
-                <w:b/>
-                <w:bCs/>
-                <w:sz w:val="24"/>
-                <w:szCs w:val="24"/>
-                <w:lang w:val="en-US"/>
-              </w:rPr>
-            </w:pPr>
-          </w:p>
-        </w:tc>
-        <w:tc>
-          <w:tcPr>
-            <w:tcW w:w="1048" w:type="dxa"/>
-          </w:tcPr>
-          <w:p>
-            <w:pPr>
-              <w:rPr>
-                <w:rFonts w:ascii="Times New Roman" w:hAnsi="Times New Roman" w:cs="Times New Roman"/>
-                <w:b/>
-                <w:bCs/>
-                <w:sz w:val="24"/>
-                <w:szCs w:val="24"/>
-                <w:lang w:val="en-US"/>
-              </w:rPr>
-            </w:pPr>
-          </w:p>
-        </w:tc>
-        <w:tc>
-          <w:tcPr>
-            <w:tcW w:w="4263" w:type="dxa"/>
-          </w:tcPr>
-          <w:p>
-            <w:pPr>
-              <w:rPr>
-                <w:rFonts w:ascii="Times New Roman" w:hAnsi="Times New Roman" w:cs="Times New Roman"/>
-                <w:b/>
-                <w:bCs/>
-                <w:sz w:val="24"/>
-                <w:szCs w:val="24"/>
-                <w:lang w:val="en-US"/>
-              </w:rPr>
-            </w:pPr>
-          </w:p>
-        </w:tc>
-        <w:tc>
-          <w:tcPr>
-            <w:tcW w:w="1832" w:type="dxa"/>
-          </w:tcPr>
-          <w:p>
-            <w:pPr>
-              <w:rPr>
-                <w:rFonts w:ascii="Times New Roman" w:hAnsi="Times New Roman" w:cs="Times New Roman"/>
-                <w:b/>
-                <w:bCs/>
-                <w:sz w:val="24"/>
-                <w:szCs w:val="24"/>
-                <w:lang w:val="en-US"/>
-              </w:rPr>
-            </w:pPr>
-          </w:p>
-        </w:tc>
-        <w:tc>
-          <w:tcPr>
-            <w:tcW w:w="1980" w:type="dxa"/>
-          </w:tcPr>
-          <w:p>
-            <w:pPr>
-              <w:rPr>
-                <w:rFonts w:ascii="Times New Roman" w:hAnsi="Times New Roman" w:cs="Times New Roman"/>
-                <w:b/>
-                <w:bCs/>
-                <w:sz w:val="24"/>
-                <w:szCs w:val="24"/>
-                <w:lang w:val="en-US"/>
-              </w:rPr>
-            </w:pPr>
-          </w:p>
-        </w:tc>
-      </w:tr>
-      <w:tr>
-        <w:trPr>
           <w:trHeight w:val="402"/>
         </w:trPr>
         <w:tc>
@@ -1627,7 +1448,18 @@
                 <w:szCs w:val="24"/>
                 <w:lang w:val="en-US"/>
               </w:rPr>
-              <w:t>Week 2</w:t>
+              <w:t xml:space="preserve">Week </w:t>
+            </w:r>
+            <w:r>
+              <w:rPr>
+                <w:rFonts w:ascii="Times New Roman" w:hAnsi="Times New Roman" w:cs="Times New Roman"/>
+                <w:b/>
+                <w:bCs/>
+                <w:sz w:val="24"/>
+                <w:szCs w:val="24"/>
+                <w:lang w:val="en-US"/>
+              </w:rPr>
+              <w:t>1</w:t>
             </w:r>
           </w:p>
         </w:tc>
@@ -1814,18 +1646,7 @@
                 <w:szCs w:val="24"/>
                 <w:lang w:val="en-US"/>
               </w:rPr>
-              <w:t xml:space="preserve">Day </w:t>
-            </w:r>
-            <w:r>
-              <w:rPr>
-                <w:rFonts w:ascii="Times New Roman" w:hAnsi="Times New Roman" w:cs="Times New Roman"/>
-                <w:b/>
-                <w:bCs/>
-                <w:sz w:val="24"/>
-                <w:szCs w:val="24"/>
-                <w:lang w:val="en-US"/>
-              </w:rPr>
-              <w:t>2</w:t>
+              <w:t>Day 2</w:t>
             </w:r>
           </w:p>
         </w:tc>
@@ -1965,7 +1786,18 @@
                 <w:szCs w:val="24"/>
                 <w:lang w:val="en-US"/>
               </w:rPr>
-              <w:t>Week 3</w:t>
+              <w:t xml:space="preserve">Week </w:t>
+            </w:r>
+            <w:r>
+              <w:rPr>
+                <w:rFonts w:ascii="Times New Roman" w:hAnsi="Times New Roman" w:cs="Times New Roman"/>
+                <w:b/>
+                <w:bCs/>
+                <w:sz w:val="24"/>
+                <w:szCs w:val="24"/>
+                <w:lang w:val="en-US"/>
+              </w:rPr>
+              <w:t>2</w:t>
             </w:r>
           </w:p>
         </w:tc>
@@ -2151,18 +1983,7 @@
                 <w:szCs w:val="24"/>
                 <w:lang w:val="en-US"/>
               </w:rPr>
-              <w:t xml:space="preserve">Day </w:t>
-            </w:r>
-            <w:r>
-              <w:rPr>
-                <w:rFonts w:ascii="Times New Roman" w:hAnsi="Times New Roman" w:cs="Times New Roman"/>
-                <w:b/>
-                <w:bCs/>
-                <w:sz w:val="24"/>
-                <w:szCs w:val="24"/>
-                <w:lang w:val="en-US"/>
-              </w:rPr>
-              <w:t>2</w:t>
+              <w:t>Day 2</w:t>
             </w:r>
           </w:p>
         </w:tc>
@@ -2302,7 +2123,18 @@
                 <w:szCs w:val="24"/>
                 <w:lang w:val="en-US"/>
               </w:rPr>
-              <w:t>Week 4</w:t>
+              <w:t xml:space="preserve">Week </w:t>
+            </w:r>
+            <w:r>
+              <w:rPr>
+                <w:rFonts w:ascii="Times New Roman" w:hAnsi="Times New Roman" w:cs="Times New Roman"/>
+                <w:b/>
+                <w:bCs/>
+                <w:sz w:val="24"/>
+                <w:szCs w:val="24"/>
+                <w:lang w:val="en-US"/>
+              </w:rPr>
+              <w:t>3</w:t>
             </w:r>
           </w:p>
         </w:tc>
@@ -2488,18 +2320,7 @@
                 <w:szCs w:val="24"/>
                 <w:lang w:val="en-US"/>
               </w:rPr>
-              <w:t xml:space="preserve">Day </w:t>
-            </w:r>
-            <w:r>
-              <w:rPr>
-                <w:rFonts w:ascii="Times New Roman" w:hAnsi="Times New Roman" w:cs="Times New Roman"/>
-                <w:b/>
-                <w:bCs/>
-                <w:sz w:val="24"/>
-                <w:szCs w:val="24"/>
-                <w:lang w:val="en-US"/>
-              </w:rPr>
-              <w:t>2</w:t>
+              <w:t>Day 2</w:t>
             </w:r>
           </w:p>
         </w:tc>
@@ -2651,7 +2472,18 @@
                 <w:szCs w:val="24"/>
                 <w:lang w:val="en-US"/>
               </w:rPr>
-              <w:t>Week 5</w:t>
+              <w:t xml:space="preserve">Week </w:t>
+            </w:r>
+            <w:r>
+              <w:rPr>
+                <w:rFonts w:ascii="Times New Roman" w:hAnsi="Times New Roman" w:cs="Times New Roman"/>
+                <w:b/>
+                <w:bCs/>
+                <w:sz w:val="24"/>
+                <w:szCs w:val="24"/>
+                <w:lang w:val="en-US"/>
+              </w:rPr>
+              <w:t>4</w:t>
             </w:r>
           </w:p>
         </w:tc>
@@ -2837,18 +2669,7 @@
                 <w:szCs w:val="24"/>
                 <w:lang w:val="en-US"/>
               </w:rPr>
-              <w:t xml:space="preserve">Day </w:t>
-            </w:r>
-            <w:r>
-              <w:rPr>
-                <w:rFonts w:ascii="Times New Roman" w:hAnsi="Times New Roman" w:cs="Times New Roman"/>
-                <w:b/>
-                <w:bCs/>
-                <w:sz w:val="24"/>
-                <w:szCs w:val="24"/>
-                <w:lang w:val="en-US"/>
-              </w:rPr>
-              <w:t>2</w:t>
+              <w:t>Day 2</w:t>
             </w:r>
           </w:p>
         </w:tc>
@@ -2942,6 +2763,171 @@
           <w:tcPr>
             <w:tcW w:w="1980" w:type="dxa"/>
             <w:vMerge/>
+          </w:tcPr>
+          <w:p>
+            <w:pPr>
+              <w:rPr>
+                <w:rFonts w:ascii="Times New Roman" w:hAnsi="Times New Roman" w:cs="Times New Roman"/>
+                <w:b/>
+                <w:bCs/>
+                <w:sz w:val="24"/>
+                <w:szCs w:val="24"/>
+                <w:lang w:val="en-US"/>
+              </w:rPr>
+            </w:pPr>
+          </w:p>
+        </w:tc>
+      </w:tr>
+      <w:tr>
+        <w:trPr>
+          <w:trHeight w:val="445"/>
+        </w:trPr>
+        <w:tc>
+          <w:tcPr>
+            <w:tcW w:w="1037" w:type="dxa"/>
+          </w:tcPr>
+          <w:p>
+            <w:pPr>
+              <w:jc w:val="center"/>
+              <w:rPr>
+                <w:rFonts w:ascii="Times New Roman" w:hAnsi="Times New Roman" w:cs="Times New Roman"/>
+                <w:b/>
+                <w:bCs/>
+                <w:sz w:val="24"/>
+                <w:szCs w:val="24"/>
+                <w:lang w:val="en-US"/>
+              </w:rPr>
+            </w:pPr>
+            <w:r>
+              <w:rPr>
+                <w:rFonts w:ascii="Times New Roman" w:hAnsi="Times New Roman" w:cs="Times New Roman"/>
+                <w:b/>
+                <w:bCs/>
+                <w:sz w:val="24"/>
+                <w:szCs w:val="24"/>
+                <w:lang w:val="en-US"/>
+              </w:rPr>
+              <w:t>Week 5</w:t>
+            </w:r>
+          </w:p>
+        </w:tc>
+        <w:tc>
+          <w:tcPr>
+            <w:tcW w:w="1408" w:type="dxa"/>
+          </w:tcPr>
+          <w:p>
+            <w:pPr>
+              <w:jc w:val="center"/>
+              <w:rPr>
+                <w:rFonts w:ascii="Times New Roman" w:hAnsi="Times New Roman" w:cs="Times New Roman"/>
+                <w:b/>
+                <w:bCs/>
+                <w:sz w:val="24"/>
+                <w:szCs w:val="24"/>
+                <w:lang w:val="en-US"/>
+              </w:rPr>
+            </w:pPr>
+            <w:r>
+              <w:rPr>
+                <w:rFonts w:ascii="Times New Roman" w:hAnsi="Times New Roman" w:cs="Times New Roman"/>
+                <w:b/>
+                <w:bCs/>
+                <w:sz w:val="24"/>
+                <w:szCs w:val="24"/>
+                <w:lang w:val="en-US"/>
+              </w:rPr>
+              <w:t>Day 1</w:t>
+            </w:r>
+          </w:p>
+        </w:tc>
+        <w:tc>
+          <w:tcPr>
+            <w:tcW w:w="990" w:type="dxa"/>
+          </w:tcPr>
+          <w:p>
+            <w:pPr>
+              <w:rPr>
+                <w:rFonts w:ascii="Times New Roman" w:hAnsi="Times New Roman" w:cs="Times New Roman"/>
+                <w:b/>
+                <w:bCs/>
+                <w:sz w:val="24"/>
+                <w:szCs w:val="24"/>
+                <w:lang w:val="en-US"/>
+              </w:rPr>
+            </w:pPr>
+          </w:p>
+        </w:tc>
+        <w:tc>
+          <w:tcPr>
+            <w:tcW w:w="1063" w:type="dxa"/>
+          </w:tcPr>
+          <w:p>
+            <w:pPr>
+              <w:rPr>
+                <w:rFonts w:ascii="Times New Roman" w:hAnsi="Times New Roman" w:cs="Times New Roman"/>
+                <w:b/>
+                <w:bCs/>
+                <w:sz w:val="24"/>
+                <w:szCs w:val="24"/>
+                <w:lang w:val="en-US"/>
+              </w:rPr>
+            </w:pPr>
+          </w:p>
+        </w:tc>
+        <w:tc>
+          <w:tcPr>
+            <w:tcW w:w="1048" w:type="dxa"/>
+          </w:tcPr>
+          <w:p>
+            <w:pPr>
+              <w:rPr>
+                <w:rFonts w:ascii="Times New Roman" w:hAnsi="Times New Roman" w:cs="Times New Roman"/>
+                <w:b/>
+                <w:bCs/>
+                <w:sz w:val="24"/>
+                <w:szCs w:val="24"/>
+                <w:lang w:val="en-US"/>
+              </w:rPr>
+            </w:pPr>
+          </w:p>
+        </w:tc>
+        <w:tc>
+          <w:tcPr>
+            <w:tcW w:w="4263" w:type="dxa"/>
+          </w:tcPr>
+          <w:p>
+            <w:pPr>
+              <w:rPr>
+                <w:rFonts w:ascii="Times New Roman" w:hAnsi="Times New Roman" w:cs="Times New Roman"/>
+                <w:b/>
+                <w:bCs/>
+                <w:sz w:val="24"/>
+                <w:szCs w:val="24"/>
+                <w:lang w:val="en-US"/>
+              </w:rPr>
+            </w:pPr>
+          </w:p>
+        </w:tc>
+        <w:tc>
+          <w:tcPr>
+            <w:tcW w:w="1832" w:type="dxa"/>
+          </w:tcPr>
+          <w:p>
+            <w:pPr>
+              <w:rPr>
+                <w:rFonts w:ascii="Times New Roman" w:hAnsi="Times New Roman" w:cs="Times New Roman"/>
+                <w:b/>
+                <w:bCs/>
+                <w:sz w:val="24"/>
+                <w:szCs w:val="24"/>
+                <w:lang w:val="en-US"/>
+              </w:rPr>
+            </w:pPr>
+          </w:p>
+        </w:tc>
+        <w:tc>
+          <w:tcPr>
+            <w:tcW w:w="1980" w:type="dxa"/>
           </w:tcPr>
           <w:p>
             <w:pPr>
@@ -2960,7 +2946,7 @@
     </w:tbl>
     <w:p>
       <w:pPr>
-        <w:jc w:val="both"/>
+        <w:jc w:val="center"/>
         <w:rPr>
           <w:rFonts w:ascii="Times New Roman" w:hAnsi="Times New Roman" w:cs="Times New Roman"/>
           <w:b/>
@@ -2973,7 +2959,7 @@
     </w:p>
     <w:p>
       <w:pPr>
-        <w:jc w:val="both"/>
+        <w:jc w:val="center"/>
         <w:rPr>
           <w:rFonts w:ascii="Times New Roman" w:hAnsi="Times New Roman" w:cs="Times New Roman"/>
           <w:b/>
@@ -3014,7 +3000,7 @@
           <w:szCs w:val="24"/>
           <w:lang w:val="en-US"/>
         </w:rPr>
-        <w:t xml:space="preserve">. Strictly no late entries will be made. </w:t>
+        <w:t>. Strictly no late entries will be made.</w:t>
       </w:r>
     </w:p>
     <w:sectPr>
@@ -3028,7 +3014,7 @@
 </file>
 
 <file path=word/numbering.xml><?xml version="1.0" encoding="utf-8"?>
-<w:numbering xmlns:wpc="http://schemas.microsoft.com/office/word/2010/wordprocessingCanvas" xmlns:cx="http://schemas.microsoft.com/office/drawing/2014/chartex" xmlns:cx1="http://schemas.microsoft.com/office/drawing/2015/9/8/chartex" xmlns:cx2="http://schemas.microsoft.com/office/drawing/2015/10/21/chartex" xmlns:cx3="http://schemas.microsoft.com/office/drawing/2016/5/9/chartex" xmlns:cx4="http://schemas.microsoft.com/office/drawing/2016/5/10/chartex" xmlns:cx5="http://schemas.microsoft.com/office/drawing/2016/5/11/chartex" xmlns:cx6="http://schemas.microsoft.com/office/drawing/2016/5/12/chartex" xmlns:cx7="http://schemas.microsoft.com/office/drawing/2016/5/13/chartex" xmlns:cx8="http://schemas.microsoft.com/office/drawing/2016/5/14/chartex" xmlns:mc="http://schemas.openxmlformats.org/markup-compatibility/2006" xmlns:aink="http://schemas.microsoft.com/office/drawing/2016/ink" xmlns:am3d="http://schemas.microsoft.com/office/drawing/2017/model3d" xmlns:o="urn:schemas-microsoft-com:office:office" xmlns:oel="http://schemas.microsoft.com/office/2019/extlst" xmlns:r="http://schemas.openxmlformats.org/officeDocument/2006/relationships" xmlns:m="http://schemas.openxmlformats.org/officeDocument/2006/math" xmlns:v="urn:schemas-microsoft-com:vml" xmlns:wp14="http://schemas.microsoft.com/office/word/2010/wordprocessingDrawing" xmlns:wp="http://schemas.openxmlformats.org/drawingml/2006/wordprocessingDrawing" xmlns:w10="urn:schemas-microsoft-com:office:word" xmlns:w="http://schemas.openxmlformats.org/wordprocessingml/2006/main" xmlns:w14="http://schemas.microsoft.com/office/word/2010/wordml" xmlns:w15="http://schemas.microsoft.com/office/word/2012/wordml" xmlns:w16cex="http://schemas.microsoft.com/office/word/2018/wordml/cex" xmlns:w16cid="http://schemas.microsoft.com/office/word/2016/wordml/cid" xmlns:w16="http://schemas.microsoft.com/office/word/2018/wordml" xmlns:w16du="http://schemas.microsoft.com/office/word/2023/wordml/word16du" xmlns:w16sdtdh="http://schemas.microsoft.com/office/word/2020/wordml/sdtdatahash" xmlns:w16sdtfl="http://schemas.microsoft.com/office/word/2024/wordml/sdtformatlock" xmlns:w16se="http://schemas.microsoft.com/office/word/2015/wordml/symex" xmlns:wpg="http://schemas.microsoft.com/office/word/2010/wordprocessingGroup" xmlns:wpi="http://schemas.microsoft.com/office/word/2010/wordprocessingInk" xmlns:wne="http://schemas.microsoft.com/office/word/2006/wordml" xmlns:wps="http://schemas.microsoft.com/office/word/2010/wordprocessingShape" mc:Ignorable="w14 w15 w16se w16cid w16 w16cex w16sdtdh w16sdtfl w16du wp14">
+<w:numbering xmlns:wpc="http://schemas.microsoft.com/office/word/2010/wordprocessingCanvas" xmlns:cx="http://schemas.microsoft.com/office/drawing/2014/chartex" xmlns:cx1="http://schemas.microsoft.com/office/drawing/2015/9/8/chartex" xmlns:cx2="http://schemas.microsoft.com/office/drawing/2015/10/21/chartex" xmlns:cx3="http://schemas.microsoft.com/office/drawing/2016/5/9/chartex" xmlns:cx4="http://schemas.microsoft.com/office/drawing/2016/5/10/chartex" xmlns:cx5="http://schemas.microsoft.com/office/drawing/2016/5/11/chartex" xmlns:cx6="http://schemas.microsoft.com/office/drawing/2016/5/12/chartex" xmlns:cx7="http://schemas.microsoft.com/office/drawing/2016/5/13/chartex" xmlns:cx8="http://schemas.microsoft.com/office/drawing/2016/5/14/chartex" xmlns:mc="http://schemas.openxmlformats.org/markup-compatibility/2006" xmlns:aink="http://schemas.microsoft.com/office/drawing/2016/ink" xmlns:am3d="http://schemas.microsoft.com/office/drawing/2017/model3d" xmlns:o="urn:schemas-microsoft-com:office:office" xmlns:oel="http://schemas.microsoft.com/office/2019/extlst" xmlns:r="http://schemas.openxmlformats.org/officeDocument/2006/relationships" xmlns:m="http://schemas.openxmlformats.org/officeDocument/2006/math" xmlns:v="urn:schemas-microsoft-com:vml" xmlns:wp14="http://schemas.microsoft.com/office/word/2010/wordprocessingDrawing" xmlns:wp="http://schemas.openxmlformats.org/drawingml/2006/wordprocessingDrawing" xmlns:w10="urn:schemas-microsoft-com:office:word" xmlns:w="http://schemas.openxmlformats.org/wordprocessingml/2006/main" xmlns:w14="http://schemas.microsoft.com/office/word/2010/wordml" xmlns:w15="http://schemas.microsoft.com/office/word/2012/wordml" xmlns:w16cei="http://schemas.microsoft.com/office/word/2026/wordml/cei" xmlns:w16cex="http://schemas.microsoft.com/office/word/2018/wordml/cex" xmlns:w16cid="http://schemas.microsoft.com/office/word/2016/wordml/cid" xmlns:w16="http://schemas.microsoft.com/office/word/2018/wordml" xmlns:w16du="http://schemas.microsoft.com/office/word/2023/wordml/word16du" xmlns:w16sdtdh="http://schemas.microsoft.com/office/word/2020/wordml/sdtdatahash" xmlns:w16sdtfl="http://schemas.microsoft.com/office/word/2024/wordml/sdtformatlock" xmlns:w16se="http://schemas.microsoft.com/office/word/2015/wordml/symex" xmlns:wpg="http://schemas.microsoft.com/office/word/2010/wordprocessingGroup" xmlns:wpi="http://schemas.microsoft.com/office/word/2010/wordprocessingInk" xmlns:wne="http://schemas.microsoft.com/office/word/2006/wordml" xmlns:wps="http://schemas.microsoft.com/office/word/2010/wordprocessingShape" mc:Ignorable="w14 w15 w16se w16cid w16 w16cex w16sdtdh w16sdtfl w16du wp14">
   <w:abstractNum w:abstractNumId="0" w15:restartNumberingAfterBreak="0">
     <w:nsid w:val="2A3B4F76"/>
     <w:multiLevelType w:val="hybridMultilevel"/>
